--- a/3k2s/STSR3-2/лабы/Лабораторная_работа_02.docx
+++ b/3k2s/STSR3-2/лабы/Лабораторная_работа_02.docx
@@ -3734,8 +3734,7 @@
     <w:p>
       <w:pPr>
         <w:pStyle w:val="a3"/>
-        <w:ind w:left="0"/>
-        <w:jc w:val="both"/>
+        <w:ind w:left="0" w:hanging="426"/>
         <w:rPr>
           <w:rFonts w:ascii="Courier New" w:hAnsi="Courier New" w:cs="Courier New"/>
           <w:sz w:val="28"/>
@@ -3749,8 +3748,8 @@
         </w:rPr>
         <w:drawing>
           <wp:inline distT="0" distB="0" distL="0" distR="0" wp14:anchorId="134DCEDB" wp14:editId="06F56048">
-            <wp:extent cx="5940425" cy="4038600"/>
-            <wp:effectExtent l="0" t="0" r="3175" b="0"/>
+            <wp:extent cx="6200701" cy="3857625"/>
+            <wp:effectExtent l="0" t="0" r="0" b="0"/>
             <wp:docPr id="241660103" name="Рисунок 1"/>
             <wp:cNvGraphicFramePr/>
             <a:graphic xmlns:a="http://schemas.openxmlformats.org/drawingml/2006/main">
@@ -3760,20 +3759,27 @@
                     <pic:cNvPr id="241660103" name="Рисунок 1"/>
                     <pic:cNvPicPr/>
                   </pic:nvPicPr>
-                  <pic:blipFill>
+                  <pic:blipFill rotWithShape="1">
                     <a:blip r:embed="rId15"/>
-                    <a:stretch>
-                      <a:fillRect/>
-                    </a:stretch>
+                    <a:srcRect t="8490"/>
+                    <a:stretch/>
                   </pic:blipFill>
-                  <pic:spPr>
+                  <pic:spPr bwMode="auto">
                     <a:xfrm>
                       <a:off x="0" y="0"/>
-                      <a:ext cx="5940425" cy="4038600"/>
+                      <a:ext cx="6208114" cy="3862237"/>
                     </a:xfrm>
                     <a:prstGeom prst="rect">
                       <a:avLst/>
                     </a:prstGeom>
+                    <a:ln>
+                      <a:noFill/>
+                    </a:ln>
+                    <a:extLst>
+                      <a:ext uri="{53640926-AAD7-44D8-BBD7-CCE9431645EC}">
+                        <a14:shadowObscured xmlns:a14="http://schemas.microsoft.com/office/drawing/2010/main"/>
+                      </a:ext>
+                    </a:extLst>
                   </pic:spPr>
                 </pic:pic>
               </a:graphicData>
